--- a/01 Tanakh/02 Nevi_im/(aleph) Major Prophets/09 Shmuel 2/2 Shmuel 22.docx
+++ b/01 Tanakh/02 Nevi_im/(aleph) Major Prophets/09 Shmuel 2/2 Shmuel 22.docx
@@ -22,7 +22,7 @@
           <w:szCs w:val="24"/>
           <w:rtl w:val="0"/>
         </w:rPr>
-        <w:t xml:space="preserve">(Book Title)</w:t>
+        <w:t xml:space="preserve">2 Shmuel</w:t>
       </w:r>
     </w:p>
     <w:p>
@@ -43,7 +43,12 @@
           <w:szCs w:val="40"/>
           <w:rtl w:val="0"/>
         </w:rPr>
-        <w:t xml:space="preserve">1</w:t>
+        <w:t xml:space="preserve">22</w:t>
+      </w:r>
+      <w:r>
+        <w:rPr>
+          <w:rtl w:val="0"/>
+        </w:rPr>
       </w:r>
     </w:p>
     <w:p>
@@ -84,238 +89,1330 @@
     </w:p>
     <w:p>
       <w:pPr>
-        <w:ind w:firstLine="720"/>
+        <w:ind w:left="0" w:firstLine="0"/>
+        <w:rPr>
+          <w:sz w:val="24"/>
+          <w:szCs w:val="24"/>
+        </w:rPr>
+      </w:pPr>
+      <w:r>
+        <w:rPr>
+          <w:rtl w:val="0"/>
+        </w:rPr>
+      </w:r>
+    </w:p>
+    <w:p>
+      <w:pPr>
+        <w:numPr>
+          <w:ilvl w:val="0"/>
+          <w:numId w:val="1"/>
+        </w:numPr>
+        <w:ind w:left="720" w:hanging="360"/>
+        <w:rPr>
+          <w:sz w:val="24"/>
+          <w:szCs w:val="24"/>
+          <w:u w:val="none"/>
+        </w:rPr>
+      </w:pPr>
+      <w:r>
+        <w:rPr>
+          <w:sz w:val="24"/>
+          <w:szCs w:val="24"/>
+          <w:rtl w:val="0"/>
+        </w:rPr>
+        <w:t xml:space="preserve">David said the words of this song to EHYEH on the day EHYEH delivered him from the power of all his enemies and from the power of Sha’ul.</w:t>
+      </w:r>
+    </w:p>
+    <w:p>
+      <w:pPr>
+        <w:numPr>
+          <w:ilvl w:val="0"/>
+          <w:numId w:val="1"/>
+        </w:numPr>
+        <w:ind w:left="720" w:hanging="360"/>
+        <w:rPr>
+          <w:sz w:val="24"/>
+          <w:szCs w:val="24"/>
+          <w:u w:val="none"/>
+        </w:rPr>
+      </w:pPr>
+      <w:r>
+        <w:rPr>
+          <w:sz w:val="24"/>
+          <w:szCs w:val="24"/>
+          <w:rtl w:val="0"/>
+        </w:rPr>
+        <w:t xml:space="preserve">He said: “YIHOVEH is my Rock, my fortress and deliverer,</w:t>
+      </w:r>
+    </w:p>
+    <w:p>
+      <w:pPr>
+        <w:numPr>
+          <w:ilvl w:val="0"/>
+          <w:numId w:val="1"/>
+        </w:numPr>
+        <w:ind w:left="720" w:hanging="360"/>
+        <w:rPr>
+          <w:sz w:val="24"/>
+          <w:szCs w:val="24"/>
+          <w:u w:val="none"/>
+        </w:rPr>
+      </w:pPr>
+      <w:r>
+        <w:rPr>
+          <w:sz w:val="24"/>
+          <w:szCs w:val="24"/>
+          <w:rtl w:val="0"/>
+        </w:rPr>
+        <w:t xml:space="preserve">Elohei who is my Rock, in whom I find shelter, my shield, the power that saves me, my stronghold and my refuge. My savior, you have saved me from violence.</w:t>
+      </w:r>
+    </w:p>
+    <w:p>
+      <w:pPr>
+        <w:numPr>
+          <w:ilvl w:val="0"/>
+          <w:numId w:val="1"/>
+        </w:numPr>
+        <w:ind w:left="720" w:hanging="360"/>
+        <w:rPr>
+          <w:sz w:val="24"/>
+          <w:szCs w:val="24"/>
+          <w:u w:val="none"/>
+        </w:rPr>
+      </w:pPr>
+      <w:r>
+        <w:rPr>
+          <w:sz w:val="24"/>
+          <w:szCs w:val="24"/>
+          <w:rtl w:val="0"/>
+        </w:rPr>
+        <w:t xml:space="preserve">I call on YIHOVEH, who is worthy of praise; and I am saved from my enemies.</w:t>
+      </w:r>
+    </w:p>
+    <w:p>
+      <w:pPr>
+        <w:numPr>
+          <w:ilvl w:val="0"/>
+          <w:numId w:val="1"/>
+        </w:numPr>
+        <w:ind w:left="720" w:hanging="360"/>
+        <w:rPr>
+          <w:sz w:val="24"/>
+          <w:szCs w:val="24"/>
+          <w:u w:val="none"/>
+        </w:rPr>
+      </w:pPr>
+      <w:r>
+        <w:rPr>
+          <w:sz w:val="24"/>
+          <w:szCs w:val="24"/>
+          <w:rtl w:val="0"/>
+        </w:rPr>
+        <w:t xml:space="preserve">“For death’s breakers were closing over me, the floods of B’liya‘al terrified me,</w:t>
+      </w:r>
+    </w:p>
+    <w:p>
+      <w:pPr>
+        <w:numPr>
+          <w:ilvl w:val="0"/>
+          <w:numId w:val="1"/>
+        </w:numPr>
+        <w:ind w:left="720" w:hanging="360"/>
+        <w:rPr>
+          <w:sz w:val="24"/>
+          <w:szCs w:val="24"/>
+          <w:u w:val="none"/>
+        </w:rPr>
+      </w:pPr>
+      <w:r>
+        <w:rPr>
+          <w:sz w:val="24"/>
+          <w:szCs w:val="24"/>
+          <w:rtl w:val="0"/>
+        </w:rPr>
+        <w:t xml:space="preserve">the ropes of Sh’ol were wrapped around me, the snares of death lay there before me.</w:t>
+      </w:r>
+    </w:p>
+    <w:p>
+      <w:pPr>
+        <w:numPr>
+          <w:ilvl w:val="0"/>
+          <w:numId w:val="1"/>
+        </w:numPr>
+        <w:ind w:left="720" w:hanging="360"/>
+        <w:rPr>
+          <w:sz w:val="24"/>
+          <w:szCs w:val="24"/>
+          <w:u w:val="none"/>
+        </w:rPr>
+      </w:pPr>
+      <w:r>
+        <w:rPr>
+          <w:sz w:val="24"/>
+          <w:szCs w:val="24"/>
+          <w:rtl w:val="0"/>
+        </w:rPr>
+        <w:t xml:space="preserve">In my distress I called to YIHOVEH; yes, I called to Elohei. Out of his temple he heard my voice, and my cry entered his ears.</w:t>
+      </w:r>
+    </w:p>
+    <w:p>
+      <w:pPr>
+        <w:numPr>
+          <w:ilvl w:val="0"/>
+          <w:numId w:val="1"/>
+        </w:numPr>
+        <w:ind w:left="720" w:hanging="360"/>
+        <w:rPr>
+          <w:sz w:val="24"/>
+          <w:szCs w:val="24"/>
+          <w:u w:val="none"/>
+        </w:rPr>
+      </w:pPr>
+      <w:r>
+        <w:rPr>
+          <w:sz w:val="24"/>
+          <w:szCs w:val="24"/>
+          <w:rtl w:val="0"/>
+        </w:rPr>
+        <w:t xml:space="preserve">“Then the earth quaked and shook, the foundations of heaven trembled. They were shaken because he was angry.</w:t>
+      </w:r>
+    </w:p>
+    <w:p>
+      <w:pPr>
+        <w:numPr>
+          <w:ilvl w:val="0"/>
+          <w:numId w:val="1"/>
+        </w:numPr>
+        <w:ind w:left="720" w:hanging="360"/>
+        <w:rPr>
+          <w:sz w:val="24"/>
+          <w:szCs w:val="24"/>
+          <w:u w:val="none"/>
+        </w:rPr>
+      </w:pPr>
+      <w:r>
+        <w:rPr>
+          <w:sz w:val="24"/>
+          <w:szCs w:val="24"/>
+          <w:rtl w:val="0"/>
+        </w:rPr>
+        <w:t xml:space="preserve">Smoke arose in his nostrils; and from his mouth, devouring fire, with coals blazing from it.</w:t>
+      </w:r>
+    </w:p>
+    <w:p>
+      <w:pPr>
+        <w:numPr>
+          <w:ilvl w:val="0"/>
+          <w:numId w:val="1"/>
+        </w:numPr>
+        <w:ind w:left="720" w:hanging="360"/>
+        <w:rPr>
+          <w:sz w:val="24"/>
+          <w:szCs w:val="24"/>
+          <w:u w:val="none"/>
+        </w:rPr>
+      </w:pPr>
+      <w:r>
+        <w:rPr>
+          <w:sz w:val="24"/>
+          <w:szCs w:val="24"/>
+          <w:rtl w:val="0"/>
+        </w:rPr>
+        <w:t xml:space="preserve">He lowered heaven and came down with thick darkness under his feet.</w:t>
+      </w:r>
+    </w:p>
+    <w:p>
+      <w:pPr>
+        <w:numPr>
+          <w:ilvl w:val="0"/>
+          <w:numId w:val="1"/>
+        </w:numPr>
+        <w:ind w:left="720" w:hanging="360"/>
+        <w:rPr>
+          <w:sz w:val="24"/>
+          <w:szCs w:val="24"/>
+          <w:u w:val="none"/>
+        </w:rPr>
+      </w:pPr>
+      <w:r>
+        <w:rPr>
+          <w:sz w:val="24"/>
+          <w:szCs w:val="24"/>
+          <w:rtl w:val="0"/>
+        </w:rPr>
+        <w:t xml:space="preserve">He rode on a keruv and flew, he was seen on the wings of the wind.</w:t>
+      </w:r>
+    </w:p>
+    <w:p>
+      <w:pPr>
+        <w:numPr>
+          <w:ilvl w:val="0"/>
+          <w:numId w:val="1"/>
+        </w:numPr>
+        <w:ind w:left="720" w:hanging="360"/>
+        <w:rPr>
+          <w:sz w:val="24"/>
+          <w:szCs w:val="24"/>
+          <w:u w:val="none"/>
+        </w:rPr>
+      </w:pPr>
+      <w:r>
+        <w:rPr>
+          <w:sz w:val="24"/>
+          <w:szCs w:val="24"/>
+          <w:rtl w:val="0"/>
+        </w:rPr>
+        <w:t xml:space="preserve">He made darkness his canopy around him, thick clouds in the skies dense with water.</w:t>
+      </w:r>
+    </w:p>
+    <w:p>
+      <w:pPr>
+        <w:numPr>
+          <w:ilvl w:val="0"/>
+          <w:numId w:val="1"/>
+        </w:numPr>
+        <w:ind w:left="720" w:hanging="360"/>
+        <w:rPr>
+          <w:sz w:val="24"/>
+          <w:szCs w:val="24"/>
+          <w:u w:val="none"/>
+        </w:rPr>
+      </w:pPr>
+      <w:r>
+        <w:rPr>
+          <w:sz w:val="24"/>
+          <w:szCs w:val="24"/>
+          <w:rtl w:val="0"/>
+        </w:rPr>
+        <w:t xml:space="preserve">From the brightness before him, fiery coals flamed out.</w:t>
+      </w:r>
+    </w:p>
+    <w:p>
+      <w:pPr>
+        <w:numPr>
+          <w:ilvl w:val="0"/>
+          <w:numId w:val="1"/>
+        </w:numPr>
+        <w:ind w:left="720" w:hanging="360"/>
+        <w:rPr>
+          <w:sz w:val="24"/>
+          <w:szCs w:val="24"/>
+          <w:u w:val="none"/>
+        </w:rPr>
+      </w:pPr>
+      <w:r>
+        <w:rPr>
+          <w:sz w:val="24"/>
+          <w:szCs w:val="24"/>
+          <w:rtl w:val="0"/>
+        </w:rPr>
+        <w:t xml:space="preserve">“YIHOVEH thundered from heaven, Ha‘Elyon sounded his voice.</w:t>
+      </w:r>
+    </w:p>
+    <w:p>
+      <w:pPr>
+        <w:numPr>
+          <w:ilvl w:val="0"/>
+          <w:numId w:val="1"/>
+        </w:numPr>
+        <w:ind w:left="720" w:hanging="360"/>
+        <w:rPr>
+          <w:sz w:val="24"/>
+          <w:szCs w:val="24"/>
+          <w:u w:val="none"/>
+        </w:rPr>
+      </w:pPr>
+      <w:r>
+        <w:rPr>
+          <w:sz w:val="24"/>
+          <w:szCs w:val="24"/>
+          <w:rtl w:val="0"/>
+        </w:rPr>
+        <w:t xml:space="preserve">He sent out arrows and scattered them; with lightning he routed them.</w:t>
+      </w:r>
+    </w:p>
+    <w:p>
+      <w:pPr>
+        <w:numPr>
+          <w:ilvl w:val="0"/>
+          <w:numId w:val="1"/>
+        </w:numPr>
+        <w:ind w:left="720" w:hanging="360"/>
+        <w:rPr>
+          <w:sz w:val="24"/>
+          <w:szCs w:val="24"/>
+          <w:u w:val="none"/>
+        </w:rPr>
+      </w:pPr>
+      <w:r>
+        <w:rPr>
+          <w:sz w:val="24"/>
+          <w:szCs w:val="24"/>
+          <w:rtl w:val="0"/>
+        </w:rPr>
+        <w:t xml:space="preserve">The channels of the sea appeared, the foundations of the world were exposed at the rebuke of YIHOVEH, at the blast of breath from his nostrils.</w:t>
+      </w:r>
+    </w:p>
+    <w:p>
+      <w:pPr>
+        <w:numPr>
+          <w:ilvl w:val="0"/>
+          <w:numId w:val="1"/>
+        </w:numPr>
+        <w:ind w:left="720" w:hanging="360"/>
+        <w:rPr>
+          <w:sz w:val="24"/>
+          <w:szCs w:val="24"/>
+          <w:u w:val="none"/>
+        </w:rPr>
+      </w:pPr>
+      <w:r>
+        <w:rPr>
+          <w:sz w:val="24"/>
+          <w:szCs w:val="24"/>
+          <w:rtl w:val="0"/>
+        </w:rPr>
+        <w:t xml:space="preserve">“He sent from on high, he took me and pulled me out of deep water;</w:t>
+      </w:r>
+    </w:p>
+    <w:p>
+      <w:pPr>
+        <w:numPr>
+          <w:ilvl w:val="0"/>
+          <w:numId w:val="1"/>
+        </w:numPr>
+        <w:ind w:left="720" w:hanging="360"/>
+        <w:rPr>
+          <w:sz w:val="24"/>
+          <w:szCs w:val="24"/>
+          <w:u w:val="none"/>
+        </w:rPr>
+      </w:pPr>
+      <w:r>
+        <w:rPr>
+          <w:sz w:val="24"/>
+          <w:szCs w:val="24"/>
+          <w:rtl w:val="0"/>
+        </w:rPr>
+        <w:t xml:space="preserve">he rescued me from my powerful enemy, from those who hated me, for they were stronger than I.</w:t>
+      </w:r>
+    </w:p>
+    <w:p>
+      <w:pPr>
+        <w:numPr>
+          <w:ilvl w:val="0"/>
+          <w:numId w:val="1"/>
+        </w:numPr>
+        <w:ind w:left="720" w:hanging="360"/>
+        <w:rPr>
+          <w:sz w:val="24"/>
+          <w:szCs w:val="24"/>
+          <w:u w:val="none"/>
+        </w:rPr>
+      </w:pPr>
+      <w:r>
+        <w:rPr>
+          <w:sz w:val="24"/>
+          <w:szCs w:val="24"/>
+          <w:rtl w:val="0"/>
+        </w:rPr>
+        <w:t xml:space="preserve">They came against me on my day of calamity, but YIHOVEH was my support.</w:t>
+      </w:r>
+    </w:p>
+    <w:p>
+      <w:pPr>
+        <w:numPr>
+          <w:ilvl w:val="0"/>
+          <w:numId w:val="1"/>
+        </w:numPr>
+        <w:ind w:left="720" w:hanging="360"/>
+        <w:rPr>
+          <w:sz w:val="24"/>
+          <w:szCs w:val="24"/>
+          <w:u w:val="none"/>
+        </w:rPr>
+      </w:pPr>
+      <w:r>
+        <w:rPr>
+          <w:sz w:val="24"/>
+          <w:szCs w:val="24"/>
+          <w:rtl w:val="0"/>
+        </w:rPr>
+        <w:t xml:space="preserve">“He brought me out to an open place; he rescued me, because he took pleasure in me.</w:t>
+      </w:r>
+    </w:p>
+    <w:p>
+      <w:pPr>
+        <w:numPr>
+          <w:ilvl w:val="0"/>
+          <w:numId w:val="1"/>
+        </w:numPr>
+        <w:ind w:left="720" w:hanging="360"/>
+        <w:rPr>
+          <w:sz w:val="24"/>
+          <w:szCs w:val="24"/>
+          <w:u w:val="none"/>
+        </w:rPr>
+      </w:pPr>
+      <w:r>
+        <w:rPr>
+          <w:sz w:val="24"/>
+          <w:szCs w:val="24"/>
+          <w:rtl w:val="0"/>
+        </w:rPr>
+        <w:t xml:space="preserve">YIHOVEH rewarded me for my uprightness, he repaid me because my hands were clean.</w:t>
+      </w:r>
+    </w:p>
+    <w:p>
+      <w:pPr>
+        <w:numPr>
+          <w:ilvl w:val="0"/>
+          <w:numId w:val="1"/>
+        </w:numPr>
+        <w:ind w:left="720" w:hanging="360"/>
+        <w:rPr>
+          <w:sz w:val="24"/>
+          <w:szCs w:val="24"/>
+          <w:u w:val="none"/>
+        </w:rPr>
+      </w:pPr>
+      <w:r>
+        <w:rPr>
+          <w:sz w:val="24"/>
+          <w:szCs w:val="24"/>
+          <w:rtl w:val="0"/>
+        </w:rPr>
+        <w:t xml:space="preserve">“For I have kept the ways of YIHOVEH, I have not done evil by leaving Elohei;</w:t>
+      </w:r>
+    </w:p>
+    <w:p>
+      <w:pPr>
+        <w:numPr>
+          <w:ilvl w:val="0"/>
+          <w:numId w:val="1"/>
+        </w:numPr>
+        <w:ind w:left="720" w:hanging="360"/>
+        <w:rPr>
+          <w:sz w:val="24"/>
+          <w:szCs w:val="24"/>
+          <w:u w:val="none"/>
+        </w:rPr>
+      </w:pPr>
+      <w:r>
+        <w:rPr>
+          <w:sz w:val="24"/>
+          <w:szCs w:val="24"/>
+          <w:rtl w:val="0"/>
+        </w:rPr>
+        <w:t xml:space="preserve">for all his rulings were before me, I did not depart from his regulations.</w:t>
+      </w:r>
+    </w:p>
+    <w:p>
+      <w:pPr>
+        <w:ind w:left="720" w:firstLine="0"/>
+        <w:rPr>
+          <w:sz w:val="24"/>
+          <w:szCs w:val="24"/>
+        </w:rPr>
+      </w:pPr>
+      <w:r>
+        <w:rPr>
+          <w:rtl w:val="0"/>
+        </w:rPr>
+      </w:r>
+    </w:p>
+    <w:p>
+      <w:pPr>
+        <w:jc w:val="center"/>
         <w:rPr>
           <w:b w:val="1"/>
           <w:bCs w:val="1"/>
-          <w:sz w:val="24"/>
-          <w:szCs w:val="24"/>
-        </w:rPr>
-      </w:pPr>
-      <w:r>
-        <w:rPr>
-          <w:rtl w:val="0"/>
-        </w:rPr>
-      </w:r>
-    </w:p>
-    <w:p>
-      <w:pPr>
-        <w:numPr>
-          <w:ilvl w:val="0"/>
-          <w:numId w:val="1"/>
-        </w:numPr>
-        <w:ind w:left="720" w:hanging="360"/>
-        <w:rPr>
-          <w:sz w:val="24"/>
-          <w:szCs w:val="24"/>
-          <w:u w:val="none"/>
-        </w:rPr>
-      </w:pPr>
-      <w:r>
-        <w:rPr>
-          <w:sz w:val="24"/>
-          <w:szCs w:val="24"/>
-          <w:rtl w:val="0"/>
-        </w:rPr>
-        <w:t xml:space="preserve">Text</w:t>
-      </w:r>
-    </w:p>
-    <w:p>
-      <w:pPr>
-        <w:rPr>
-          <w:sz w:val="24"/>
-          <w:szCs w:val="24"/>
-        </w:rPr>
-      </w:pPr>
-      <w:r>
-        <w:rPr>
-          <w:rtl w:val="0"/>
-        </w:rPr>
-      </w:r>
-    </w:p>
-    <w:p>
-      <w:pPr>
-        <w:rPr>
-          <w:sz w:val="24"/>
-          <w:szCs w:val="24"/>
-        </w:rPr>
-      </w:pPr>
-      <w:r>
-        <w:rPr>
-          <w:rtl w:val="0"/>
-        </w:rPr>
-      </w:r>
-    </w:p>
-    <w:p>
-      <w:pPr>
-        <w:ind w:firstLine="720"/>
+          <w:color w:val="999999"/>
+          <w:sz w:val="24"/>
+          <w:szCs w:val="24"/>
+        </w:rPr>
+      </w:pPr>
+      <w:r>
         <w:rPr>
           <w:b w:val="1"/>
           <w:bCs w:val="1"/>
-          <w:sz w:val="24"/>
-          <w:szCs w:val="24"/>
-        </w:rPr>
-      </w:pPr>
-      <w:r>
-        <w:rPr>
-          <w:b w:val="1"/>
-          <w:bCs w:val="1"/>
-          <w:sz w:val="24"/>
-          <w:szCs w:val="24"/>
-          <w:rtl w:val="0"/>
-        </w:rPr>
-        <w:t xml:space="preserve">(Section Title)</w:t>
-      </w:r>
-    </w:p>
-    <w:p>
-      <w:pPr>
-        <w:ind w:firstLine="720"/>
-        <w:rPr>
-          <w:b w:val="1"/>
-          <w:bCs w:val="1"/>
-          <w:sz w:val="24"/>
-          <w:szCs w:val="24"/>
-        </w:rPr>
-      </w:pPr>
-      <w:r>
-        <w:rPr>
-          <w:rtl w:val="0"/>
-        </w:rPr>
-      </w:r>
-    </w:p>
-    <w:p>
-      <w:pPr>
-        <w:numPr>
-          <w:ilvl w:val="0"/>
-          <w:numId w:val="1"/>
-        </w:numPr>
-        <w:ind w:left="720" w:hanging="360"/>
-        <w:rPr>
-          <w:sz w:val="24"/>
-          <w:szCs w:val="24"/>
-          <w:u w:val="none"/>
-        </w:rPr>
-      </w:pPr>
-      <w:r>
-        <w:rPr>
-          <w:sz w:val="24"/>
-          <w:szCs w:val="24"/>
-          <w:rtl w:val="0"/>
-        </w:rPr>
-        <w:t xml:space="preserve">Text</w:t>
-      </w:r>
-    </w:p>
-    <w:p>
-      <w:pPr>
-        <w:rPr>
-          <w:sz w:val="24"/>
-          <w:szCs w:val="24"/>
-        </w:rPr>
-      </w:pPr>
-      <w:r>
-        <w:rPr>
-          <w:rtl w:val="0"/>
-        </w:rPr>
+          <w:color w:val="999999"/>
+          <w:sz w:val="24"/>
+          <w:szCs w:val="24"/>
+          <w:rtl w:val="0"/>
+        </w:rPr>
+        <w:t xml:space="preserve">2 Shmuel</w:t>
       </w:r>
     </w:p>
     <w:p>
       <w:pPr>
         <w:jc w:val="center"/>
+        <w:rPr>
+          <w:sz w:val="24"/>
+          <w:szCs w:val="24"/>
+        </w:rPr>
+      </w:pPr>
+      <w:r>
         <w:rPr>
           <w:b w:val="1"/>
           <w:bCs w:val="1"/>
           <w:sz w:val="40"/>
           <w:szCs w:val="40"/>
-        </w:rPr>
-      </w:pPr>
-      <w:r>
+          <w:rtl w:val="0"/>
+        </w:rPr>
+        <w:t xml:space="preserve">22</w:t>
+      </w:r>
+      <w:r>
+        <w:rPr>
+          <w:rtl w:val="0"/>
+        </w:rPr>
+      </w:r>
+    </w:p>
+    <w:p>
+      <w:pPr>
+        <w:ind w:left="720" w:firstLine="0"/>
+        <w:rPr>
+          <w:sz w:val="24"/>
+          <w:szCs w:val="24"/>
+        </w:rPr>
+      </w:pPr>
+      <w:r>
+        <w:rPr>
+          <w:rtl w:val="0"/>
+        </w:rPr>
+      </w:r>
+    </w:p>
+    <w:p>
+      <w:pPr>
+        <w:ind w:left="720" w:firstLine="0"/>
+        <w:rPr>
+          <w:sz w:val="24"/>
+          <w:szCs w:val="24"/>
+        </w:rPr>
+      </w:pPr>
+      <w:r>
+        <w:rPr>
+          <w:rtl w:val="0"/>
+        </w:rPr>
+      </w:r>
+    </w:p>
+    <w:p>
+      <w:pPr>
+        <w:numPr>
+          <w:ilvl w:val="0"/>
+          <w:numId w:val="1"/>
+        </w:numPr>
+        <w:ind w:left="720" w:hanging="360"/>
+        <w:rPr>
+          <w:sz w:val="24"/>
+          <w:szCs w:val="24"/>
+          <w:u w:val="none"/>
+        </w:rPr>
+      </w:pPr>
+      <w:r>
+        <w:rPr>
+          <w:sz w:val="24"/>
+          <w:szCs w:val="24"/>
+          <w:rtl w:val="0"/>
+        </w:rPr>
+        <w:t xml:space="preserve">I was pure-hearted toward him and kept myself from my sin.</w:t>
+      </w:r>
+    </w:p>
+    <w:p>
+      <w:pPr>
+        <w:numPr>
+          <w:ilvl w:val="0"/>
+          <w:numId w:val="1"/>
+        </w:numPr>
+        <w:ind w:left="720" w:hanging="360"/>
+        <w:rPr>
+          <w:sz w:val="24"/>
+          <w:szCs w:val="24"/>
+          <w:u w:val="none"/>
+        </w:rPr>
+      </w:pPr>
+      <w:r>
+        <w:rPr>
+          <w:sz w:val="24"/>
+          <w:szCs w:val="24"/>
+          <w:rtl w:val="0"/>
+        </w:rPr>
+        <w:t xml:space="preserve">“Hence YIHOVEH repaid me for my uprightness, according to my purity in his view.</w:t>
+      </w:r>
+    </w:p>
+    <w:p>
+      <w:pPr>
+        <w:numPr>
+          <w:ilvl w:val="0"/>
+          <w:numId w:val="1"/>
+        </w:numPr>
+        <w:ind w:left="720" w:hanging="360"/>
+        <w:rPr>
+          <w:sz w:val="24"/>
+          <w:szCs w:val="24"/>
+          <w:u w:val="none"/>
+        </w:rPr>
+      </w:pPr>
+      <w:r>
+        <w:rPr>
+          <w:sz w:val="24"/>
+          <w:szCs w:val="24"/>
+          <w:rtl w:val="0"/>
+        </w:rPr>
+        <w:t xml:space="preserve">With the merciful, you are merciful; with the champion of purity, you are pure;</w:t>
+      </w:r>
+    </w:p>
+    <w:p>
+      <w:pPr>
+        <w:numPr>
+          <w:ilvl w:val="0"/>
+          <w:numId w:val="1"/>
+        </w:numPr>
+        <w:ind w:left="720" w:hanging="360"/>
+        <w:rPr>
+          <w:sz w:val="24"/>
+          <w:szCs w:val="24"/>
+          <w:u w:val="none"/>
+        </w:rPr>
+      </w:pPr>
+      <w:r>
+        <w:rPr>
+          <w:sz w:val="24"/>
+          <w:szCs w:val="24"/>
+          <w:rtl w:val="0"/>
+        </w:rPr>
+        <w:t xml:space="preserve">with the honest, you are honest; but with the crooked you are cunning.</w:t>
+      </w:r>
+    </w:p>
+    <w:p>
+      <w:pPr>
+        <w:numPr>
+          <w:ilvl w:val="0"/>
+          <w:numId w:val="1"/>
+        </w:numPr>
+        <w:ind w:left="720" w:hanging="360"/>
+        <w:rPr>
+          <w:sz w:val="24"/>
+          <w:szCs w:val="24"/>
+          <w:u w:val="none"/>
+        </w:rPr>
+      </w:pPr>
+      <w:r>
+        <w:rPr>
+          <w:sz w:val="24"/>
+          <w:szCs w:val="24"/>
+          <w:rtl w:val="0"/>
+        </w:rPr>
+        <w:t xml:space="preserve">People afflicted, you save; but when your eyes are on the haughty, you humble them.</w:t>
+      </w:r>
+    </w:p>
+    <w:p>
+      <w:pPr>
+        <w:numPr>
+          <w:ilvl w:val="0"/>
+          <w:numId w:val="1"/>
+        </w:numPr>
+        <w:ind w:left="720" w:hanging="360"/>
+        <w:rPr>
+          <w:sz w:val="24"/>
+          <w:szCs w:val="24"/>
+          <w:u w:val="none"/>
+        </w:rPr>
+      </w:pPr>
+      <w:r>
+        <w:rPr>
+          <w:sz w:val="24"/>
+          <w:szCs w:val="24"/>
+          <w:rtl w:val="0"/>
+        </w:rPr>
+        <w:t xml:space="preserve">“For you, YIHOVEH, are my lamp; YIHOVEH lights up my darkness.</w:t>
+      </w:r>
+    </w:p>
+    <w:p>
+      <w:pPr>
+        <w:numPr>
+          <w:ilvl w:val="0"/>
+          <w:numId w:val="1"/>
+        </w:numPr>
+        <w:ind w:left="720" w:hanging="360"/>
+        <w:rPr>
+          <w:sz w:val="24"/>
+          <w:szCs w:val="24"/>
+          <w:u w:val="none"/>
+        </w:rPr>
+      </w:pPr>
+      <w:r>
+        <w:rPr>
+          <w:sz w:val="24"/>
+          <w:szCs w:val="24"/>
+          <w:rtl w:val="0"/>
+        </w:rPr>
+        <w:t xml:space="preserve">With you I can run through a whole troop of men, with Elohei I can leap a wall.</w:t>
+      </w:r>
+    </w:p>
+    <w:p>
+      <w:pPr>
+        <w:numPr>
+          <w:ilvl w:val="0"/>
+          <w:numId w:val="1"/>
+        </w:numPr>
+        <w:ind w:left="720" w:hanging="360"/>
+        <w:rPr>
+          <w:sz w:val="24"/>
+          <w:szCs w:val="24"/>
+          <w:u w:val="none"/>
+        </w:rPr>
+      </w:pPr>
+      <w:r>
+        <w:rPr>
+          <w:sz w:val="24"/>
+          <w:szCs w:val="24"/>
+          <w:rtl w:val="0"/>
+        </w:rPr>
+        <w:t xml:space="preserve">“As for Elohim, his way is perfect, the word of YIHOVEH has been tested by fire; he shields all who take refuge in him.</w:t>
+      </w:r>
+    </w:p>
+    <w:p>
+      <w:pPr>
+        <w:numPr>
+          <w:ilvl w:val="0"/>
+          <w:numId w:val="1"/>
+        </w:numPr>
+        <w:ind w:left="720" w:hanging="360"/>
+        <w:rPr>
+          <w:sz w:val="24"/>
+          <w:szCs w:val="24"/>
+          <w:u w:val="none"/>
+        </w:rPr>
+      </w:pPr>
+      <w:r>
+        <w:rPr>
+          <w:sz w:val="24"/>
+          <w:szCs w:val="24"/>
+          <w:rtl w:val="0"/>
+        </w:rPr>
+        <w:t xml:space="preserve">For who is EL but YIHOVEH, and who is a Rock but Eloheinu?</w:t>
+      </w:r>
+    </w:p>
+    <w:p>
+      <w:pPr>
+        <w:numPr>
+          <w:ilvl w:val="0"/>
+          <w:numId w:val="1"/>
+        </w:numPr>
+        <w:ind w:left="720" w:hanging="360"/>
+        <w:rPr>
+          <w:sz w:val="24"/>
+          <w:szCs w:val="24"/>
+          <w:u w:val="none"/>
+        </w:rPr>
+      </w:pPr>
+      <w:r>
+        <w:rPr>
+          <w:sz w:val="24"/>
+          <w:szCs w:val="24"/>
+          <w:rtl w:val="0"/>
+        </w:rPr>
+        <w:t xml:space="preserve">“Elohim is my strength and protection; he makes my way go straight.</w:t>
+      </w:r>
+    </w:p>
+    <w:p>
+      <w:pPr>
+        <w:numPr>
+          <w:ilvl w:val="0"/>
+          <w:numId w:val="1"/>
+        </w:numPr>
+        <w:ind w:left="720" w:hanging="360"/>
+        <w:rPr>
+          <w:sz w:val="24"/>
+          <w:szCs w:val="24"/>
+          <w:u w:val="none"/>
+        </w:rPr>
+      </w:pPr>
+      <w:r>
+        <w:rPr>
+          <w:sz w:val="24"/>
+          <w:szCs w:val="24"/>
+          <w:rtl w:val="0"/>
+        </w:rPr>
+        <w:t xml:space="preserve">He makes me swift and sure-footed as a deer and enables me to stand on my high places.</w:t>
+      </w:r>
+    </w:p>
+    <w:p>
+      <w:pPr>
+        <w:numPr>
+          <w:ilvl w:val="0"/>
+          <w:numId w:val="1"/>
+        </w:numPr>
+        <w:ind w:left="720" w:hanging="360"/>
+        <w:rPr>
+          <w:sz w:val="24"/>
+          <w:szCs w:val="24"/>
+          <w:u w:val="none"/>
+        </w:rPr>
+      </w:pPr>
+      <w:r>
+        <w:rPr>
+          <w:sz w:val="24"/>
+          <w:szCs w:val="24"/>
+          <w:rtl w:val="0"/>
+        </w:rPr>
+        <w:t xml:space="preserve">He trains my hands for war until my arms can bend a bow of bronze;</w:t>
+      </w:r>
+    </w:p>
+    <w:p>
+      <w:pPr>
+        <w:numPr>
+          <w:ilvl w:val="0"/>
+          <w:numId w:val="1"/>
+        </w:numPr>
+        <w:ind w:left="720" w:hanging="360"/>
+        <w:rPr>
+          <w:sz w:val="24"/>
+          <w:szCs w:val="24"/>
+          <w:u w:val="none"/>
+        </w:rPr>
+      </w:pPr>
+      <w:r>
+        <w:rPr>
+          <w:sz w:val="24"/>
+          <w:szCs w:val="24"/>
+          <w:rtl w:val="0"/>
+        </w:rPr>
+        <w:t xml:space="preserve">You give me your shield, which is salvation; your answers make me great.</w:t>
+      </w:r>
+    </w:p>
+    <w:p>
+      <w:pPr>
+        <w:numPr>
+          <w:ilvl w:val="0"/>
+          <w:numId w:val="1"/>
+        </w:numPr>
+        <w:ind w:left="720" w:hanging="360"/>
+        <w:rPr>
+          <w:sz w:val="24"/>
+          <w:szCs w:val="24"/>
+          <w:u w:val="none"/>
+        </w:rPr>
+      </w:pPr>
+      <w:r>
+        <w:rPr>
+          <w:sz w:val="24"/>
+          <w:szCs w:val="24"/>
+          <w:rtl w:val="0"/>
+        </w:rPr>
+        <w:t xml:space="preserve">You lengthen the steps I can take, yet my ankles do not turn.</w:t>
+      </w:r>
+    </w:p>
+    <w:p>
+      <w:pPr>
+        <w:numPr>
+          <w:ilvl w:val="0"/>
+          <w:numId w:val="1"/>
+        </w:numPr>
+        <w:ind w:left="720" w:hanging="360"/>
+        <w:rPr>
+          <w:sz w:val="24"/>
+          <w:szCs w:val="24"/>
+          <w:u w:val="none"/>
+        </w:rPr>
+      </w:pPr>
+      <w:r>
+        <w:rPr>
+          <w:sz w:val="24"/>
+          <w:szCs w:val="24"/>
+          <w:rtl w:val="0"/>
+        </w:rPr>
+        <w:t xml:space="preserve">“I pursued my enemies and wiped them out, without turning back until they were destroyed.</w:t>
+      </w:r>
+    </w:p>
+    <w:p>
+      <w:pPr>
+        <w:numPr>
+          <w:ilvl w:val="0"/>
+          <w:numId w:val="1"/>
+        </w:numPr>
+        <w:ind w:left="720" w:hanging="360"/>
+        <w:rPr>
+          <w:sz w:val="24"/>
+          <w:szCs w:val="24"/>
+          <w:u w:val="none"/>
+        </w:rPr>
+      </w:pPr>
+      <w:r>
+        <w:rPr>
+          <w:sz w:val="24"/>
+          <w:szCs w:val="24"/>
+          <w:rtl w:val="0"/>
+        </w:rPr>
+        <w:t xml:space="preserve">I destroyed them, crushed them; they can’t get up; they have fallen under my feet.</w:t>
+      </w:r>
+    </w:p>
+    <w:p>
+      <w:pPr>
+        <w:numPr>
+          <w:ilvl w:val="0"/>
+          <w:numId w:val="1"/>
+        </w:numPr>
+        <w:ind w:left="720" w:hanging="360"/>
+        <w:rPr>
+          <w:sz w:val="24"/>
+          <w:szCs w:val="24"/>
+          <w:u w:val="none"/>
+        </w:rPr>
+      </w:pPr>
+      <w:r>
+        <w:rPr>
+          <w:sz w:val="24"/>
+          <w:szCs w:val="24"/>
+          <w:rtl w:val="0"/>
+        </w:rPr>
+        <w:t xml:space="preserve">“For you braced me with strength for the battle and bent down my adversaries beneath me.</w:t>
+      </w:r>
+    </w:p>
+    <w:p>
+      <w:pPr>
+        <w:numPr>
+          <w:ilvl w:val="0"/>
+          <w:numId w:val="1"/>
+        </w:numPr>
+        <w:ind w:left="720" w:hanging="360"/>
+        <w:rPr>
+          <w:sz w:val="24"/>
+          <w:szCs w:val="24"/>
+          <w:u w:val="none"/>
+        </w:rPr>
+      </w:pPr>
+      <w:r>
+        <w:rPr>
+          <w:sz w:val="24"/>
+          <w:szCs w:val="24"/>
+          <w:rtl w:val="0"/>
+        </w:rPr>
+        <w:t xml:space="preserve">You made my enemies turn their backs in flight, so that I could destroy those who hate me.</w:t>
+      </w:r>
+    </w:p>
+    <w:p>
+      <w:pPr>
+        <w:numPr>
+          <w:ilvl w:val="0"/>
+          <w:numId w:val="1"/>
+        </w:numPr>
+        <w:ind w:left="720" w:hanging="360"/>
+        <w:rPr>
+          <w:sz w:val="24"/>
+          <w:szCs w:val="24"/>
+          <w:u w:val="none"/>
+        </w:rPr>
+      </w:pPr>
+      <w:r>
+        <w:rPr>
+          <w:sz w:val="24"/>
+          <w:szCs w:val="24"/>
+          <w:rtl w:val="0"/>
+        </w:rPr>
+        <w:t xml:space="preserve">“They looked, but there was no one to help, even to YIHOVEH, but he didn’t answer.</w:t>
+      </w:r>
+    </w:p>
+    <w:p>
+      <w:pPr>
+        <w:numPr>
+          <w:ilvl w:val="0"/>
+          <w:numId w:val="1"/>
+        </w:numPr>
+        <w:ind w:left="720" w:hanging="360"/>
+        <w:rPr>
+          <w:sz w:val="24"/>
+          <w:szCs w:val="24"/>
+          <w:u w:val="none"/>
+        </w:rPr>
+      </w:pPr>
+      <w:r>
+        <w:rPr>
+          <w:sz w:val="24"/>
+          <w:szCs w:val="24"/>
+          <w:rtl w:val="0"/>
+        </w:rPr>
+        <w:t xml:space="preserve">I pulverized them like dust on the ground, pounded and stamped on them like mud in the streets.</w:t>
+      </w:r>
+    </w:p>
+    <w:p>
+      <w:pPr>
+        <w:numPr>
+          <w:ilvl w:val="0"/>
+          <w:numId w:val="1"/>
+        </w:numPr>
+        <w:ind w:left="720" w:hanging="360"/>
+        <w:rPr>
+          <w:sz w:val="24"/>
+          <w:szCs w:val="24"/>
+          <w:u w:val="none"/>
+        </w:rPr>
+      </w:pPr>
+      <w:r>
+        <w:rPr>
+          <w:sz w:val="24"/>
+          <w:szCs w:val="24"/>
+          <w:rtl w:val="0"/>
+        </w:rPr>
+        <w:t xml:space="preserve">“You also freed me from the quarrels of my people. You kept me to be the head of the nations; a people I did not know now serve me.</w:t>
+      </w:r>
+    </w:p>
+    <w:p>
+      <w:pPr>
+        <w:numPr>
+          <w:ilvl w:val="0"/>
+          <w:numId w:val="1"/>
+        </w:numPr>
+        <w:ind w:left="720" w:hanging="360"/>
+        <w:rPr>
+          <w:sz w:val="24"/>
+          <w:szCs w:val="24"/>
+          <w:u w:val="none"/>
+        </w:rPr>
+      </w:pPr>
+      <w:r>
+        <w:rPr>
+          <w:sz w:val="24"/>
+          <w:szCs w:val="24"/>
+          <w:rtl w:val="0"/>
+        </w:rPr>
+        <w:t xml:space="preserve">Foreigners come cringing to me; the moment they hear of me, they obey me.</w:t>
+      </w:r>
+    </w:p>
+    <w:p>
+      <w:pPr>
+        <w:numPr>
+          <w:ilvl w:val="0"/>
+          <w:numId w:val="1"/>
+        </w:numPr>
+        <w:ind w:left="720" w:hanging="360"/>
+        <w:rPr>
+          <w:sz w:val="24"/>
+          <w:szCs w:val="24"/>
+          <w:u w:val="none"/>
+        </w:rPr>
+      </w:pPr>
+      <w:r>
+        <w:rPr>
+          <w:sz w:val="24"/>
+          <w:szCs w:val="24"/>
+          <w:rtl w:val="0"/>
+        </w:rPr>
+        <w:t xml:space="preserve">Foreigners lose heart as they stagger from their fortresses.</w:t>
+      </w:r>
+    </w:p>
+    <w:p>
+      <w:pPr>
+        <w:ind w:left="720" w:firstLine="0"/>
+        <w:rPr>
+          <w:sz w:val="24"/>
+          <w:szCs w:val="24"/>
+        </w:rPr>
+      </w:pPr>
+      <w:r>
+        <w:rPr>
+          <w:rtl w:val="0"/>
+        </w:rPr>
+      </w:r>
+    </w:p>
+    <w:p>
+      <w:pPr>
+        <w:ind w:left="720" w:firstLine="0"/>
+        <w:rPr>
+          <w:sz w:val="24"/>
+          <w:szCs w:val="24"/>
+        </w:rPr>
+      </w:pPr>
+      <w:r>
+        <w:rPr>
+          <w:rtl w:val="0"/>
+        </w:rPr>
+      </w:r>
+    </w:p>
+    <w:p>
+      <w:pPr>
+        <w:jc w:val="center"/>
         <w:rPr>
           <w:b w:val="1"/>
           <w:bCs w:val="1"/>
           <w:color w:val="999999"/>
           <w:sz w:val="24"/>
           <w:szCs w:val="24"/>
-          <w:rtl w:val="0"/>
-        </w:rPr>
-        <w:t xml:space="preserve">(Book Title)</w:t>
-      </w:r>
-      <w:r>
-        <w:rPr>
-          <w:rtl w:val="0"/>
-        </w:rPr>
+        </w:rPr>
+      </w:pPr>
+      <w:r>
+        <w:rPr>
+          <w:b w:val="1"/>
+          <w:bCs w:val="1"/>
+          <w:color w:val="999999"/>
+          <w:sz w:val="24"/>
+          <w:szCs w:val="24"/>
+          <w:rtl w:val="0"/>
+        </w:rPr>
+        <w:t xml:space="preserve">2 Shmuel</w:t>
       </w:r>
     </w:p>
     <w:p>
       <w:pPr>
         <w:jc w:val="center"/>
+        <w:rPr>
+          <w:sz w:val="24"/>
+          <w:szCs w:val="24"/>
+        </w:rPr>
+      </w:pPr>
+      <w:r>
         <w:rPr>
           <w:b w:val="1"/>
           <w:bCs w:val="1"/>
           <w:sz w:val="40"/>
           <w:szCs w:val="40"/>
-        </w:rPr>
-      </w:pPr>
-      <w:r>
-        <w:rPr>
-          <w:b w:val="1"/>
-          <w:bCs w:val="1"/>
-          <w:sz w:val="40"/>
-          <w:szCs w:val="40"/>
-          <w:rtl w:val="0"/>
-        </w:rPr>
-        <w:t xml:space="preserve">1</w:t>
-      </w:r>
-    </w:p>
-    <w:p>
-      <w:pPr>
-        <w:rPr>
-          <w:b w:val="1"/>
-          <w:bCs w:val="1"/>
-          <w:sz w:val="24"/>
-          <w:szCs w:val="24"/>
-        </w:rPr>
-      </w:pPr>
-      <w:r>
-        <w:rPr>
-          <w:rtl w:val="0"/>
-        </w:rPr>
-      </w:r>
-    </w:p>
-    <w:p>
-      <w:pPr>
-        <w:rPr>
-          <w:b w:val="1"/>
-          <w:bCs w:val="1"/>
-          <w:sz w:val="24"/>
-          <w:szCs w:val="24"/>
-        </w:rPr>
-      </w:pPr>
-      <w:r>
-        <w:rPr>
-          <w:rtl w:val="0"/>
-        </w:rPr>
-      </w:r>
-    </w:p>
-    <w:p>
-      <w:pPr>
-        <w:numPr>
-          <w:ilvl w:val="0"/>
-          <w:numId w:val="1"/>
-        </w:numPr>
-        <w:ind w:left="720" w:hanging="360"/>
-        <w:rPr>
-          <w:sz w:val="24"/>
-          <w:szCs w:val="24"/>
-          <w:u w:val="none"/>
-        </w:rPr>
-      </w:pPr>
-      <w:r>
-        <w:rPr>
-          <w:sz w:val="24"/>
-          <w:szCs w:val="24"/>
-          <w:rtl w:val="0"/>
-        </w:rPr>
-        <w:t xml:space="preserve">Text</w:t>
+          <w:rtl w:val="0"/>
+        </w:rPr>
+        <w:t xml:space="preserve">22</w:t>
+      </w:r>
+      <w:r>
+        <w:rPr>
+          <w:rtl w:val="0"/>
+        </w:rPr>
+      </w:r>
+    </w:p>
+    <w:p>
+      <w:pPr>
+        <w:ind w:left="720" w:firstLine="0"/>
+        <w:rPr>
+          <w:sz w:val="24"/>
+          <w:szCs w:val="24"/>
+        </w:rPr>
+      </w:pPr>
+      <w:r>
+        <w:rPr>
+          <w:rtl w:val="0"/>
+        </w:rPr>
+      </w:r>
+    </w:p>
+    <w:p>
+      <w:pPr>
+        <w:ind w:left="720" w:firstLine="0"/>
+        <w:rPr>
+          <w:sz w:val="24"/>
+          <w:szCs w:val="24"/>
+        </w:rPr>
+      </w:pPr>
+      <w:r>
+        <w:rPr>
+          <w:rtl w:val="0"/>
+        </w:rPr>
+      </w:r>
+    </w:p>
+    <w:p>
+      <w:pPr>
+        <w:numPr>
+          <w:ilvl w:val="0"/>
+          <w:numId w:val="1"/>
+        </w:numPr>
+        <w:ind w:left="720" w:hanging="360"/>
+        <w:rPr>
+          <w:sz w:val="24"/>
+          <w:szCs w:val="24"/>
+          <w:u w:val="none"/>
+        </w:rPr>
+      </w:pPr>
+      <w:r>
+        <w:rPr>
+          <w:sz w:val="24"/>
+          <w:szCs w:val="24"/>
+          <w:rtl w:val="0"/>
+        </w:rPr>
+        <w:t xml:space="preserve">“YIHOVEH is alive! Blessed is my Rock! Exalted be Elohim, the Rock of my salvation,</w:t>
+      </w:r>
+    </w:p>
+    <w:p>
+      <w:pPr>
+        <w:numPr>
+          <w:ilvl w:val="0"/>
+          <w:numId w:val="1"/>
+        </w:numPr>
+        <w:ind w:left="720" w:hanging="360"/>
+        <w:rPr>
+          <w:sz w:val="24"/>
+          <w:szCs w:val="24"/>
+          <w:u w:val="none"/>
+        </w:rPr>
+      </w:pPr>
+      <w:r>
+        <w:rPr>
+          <w:sz w:val="24"/>
+          <w:szCs w:val="24"/>
+          <w:rtl w:val="0"/>
+        </w:rPr>
+        <w:t xml:space="preserve">Ha’EL who gives me vengeance and makes peoples submit to me.</w:t>
+      </w:r>
+    </w:p>
+    <w:p>
+      <w:pPr>
+        <w:numPr>
+          <w:ilvl w:val="0"/>
+          <w:numId w:val="1"/>
+        </w:numPr>
+        <w:ind w:left="720" w:hanging="360"/>
+        <w:rPr>
+          <w:sz w:val="24"/>
+          <w:szCs w:val="24"/>
+          <w:u w:val="none"/>
+        </w:rPr>
+      </w:pPr>
+      <w:r>
+        <w:rPr>
+          <w:sz w:val="24"/>
+          <w:szCs w:val="24"/>
+          <w:rtl w:val="0"/>
+        </w:rPr>
+        <w:t xml:space="preserve">He brings me out from my enemies. You raise me over those who rebel against me, you rescue me from violent men.</w:t>
+      </w:r>
+    </w:p>
+    <w:p>
+      <w:pPr>
+        <w:numPr>
+          <w:ilvl w:val="0"/>
+          <w:numId w:val="1"/>
+        </w:numPr>
+        <w:ind w:left="720" w:hanging="360"/>
+        <w:rPr>
+          <w:sz w:val="24"/>
+          <w:szCs w:val="24"/>
+          <w:u w:val="none"/>
+        </w:rPr>
+      </w:pPr>
+      <w:r>
+        <w:rPr>
+          <w:sz w:val="24"/>
+          <w:szCs w:val="24"/>
+          <w:rtl w:val="0"/>
+        </w:rPr>
+        <w:t xml:space="preserve">“So I give thanks to you, YIHOVEH, among the nations; I sing praises to your name.</w:t>
+      </w:r>
+    </w:p>
+    <w:p>
+      <w:pPr>
+        <w:numPr>
+          <w:ilvl w:val="0"/>
+          <w:numId w:val="1"/>
+        </w:numPr>
+        <w:ind w:left="720" w:hanging="360"/>
+        <w:rPr>
+          <w:sz w:val="24"/>
+          <w:szCs w:val="24"/>
+          <w:u w:val="none"/>
+        </w:rPr>
+      </w:pPr>
+      <w:r>
+        <w:rPr>
+          <w:sz w:val="24"/>
+          <w:szCs w:val="24"/>
+          <w:rtl w:val="0"/>
+        </w:rPr>
+        <w:t xml:space="preserve">He is a tower of salvation for his king; he displays grace to his anointed, to David and his descendants forever.”</w:t>
       </w:r>
     </w:p>
     <w:sectPr>
